--- a/SHARE_DC2025_CICS_Labs_Guide_CICS.docx
+++ b/SHARE_DC2025_CICS_Labs_Guide_CICS.docx
@@ -545,23 +545,7 @@
             <w:rFonts w:ascii="Arial" w:hAnsi="Arial"/>
             <w:sz w:val="24"/>
           </w:rPr>
-          <w:t>https://emitchj.githu</w:t>
-        </w:r>
-        <w:r>
-          <w:rPr>
-            <w:rStyle w:val="Hyperlink"/>
-            <w:rFonts w:ascii="Arial" w:hAnsi="Arial"/>
-            <w:sz w:val="24"/>
-          </w:rPr>
-          <w:t>b</w:t>
-        </w:r>
-        <w:r>
-          <w:rPr>
-            <w:rStyle w:val="Hyperlink"/>
-            <w:rFonts w:ascii="Arial" w:hAnsi="Arial"/>
-            <w:sz w:val="24"/>
-          </w:rPr>
-          <w:t>.io/WSC-CICSzVA-Registration/</w:t>
+          <w:t>https://emitchj.github.io/WSC-CICSzVA-Registration/</w:t>
         </w:r>
       </w:hyperlink>
       <w:r>
@@ -1730,7 +1714,7 @@
             <w:rStyle w:val="Hyperlink"/>
             <w:rFonts w:ascii="Arial" w:hAnsi="Arial"/>
           </w:rPr>
-          <w:t>https://emitchj.github.io/WSC-CICSzVA-Registration/</w:t>
+          <w:t>https://github.com/ibm-wsc/CICS-Wildfire-Workshops/tree/main</w:t>
         </w:r>
       </w:hyperlink>
       <w:r>
@@ -1958,8 +1942,9 @@
           <w:sz w:val="28"/>
           <w:szCs w:val="28"/>
         </w:rPr>
-        <w:t xml:space="preserve">(z/OS Userids, Password, Port, </w:t>
-      </w:r>
+        <w:t xml:space="preserve">(z/OS </w:t>
+      </w:r>
+      <w:proofErr w:type="spellStart"/>
       <w:r>
         <w:rPr>
           <w:rFonts w:ascii="Arial" w:hAnsi="Arial"/>
@@ -1970,8 +1955,9 @@
           <w:sz w:val="28"/>
           <w:szCs w:val="28"/>
         </w:rPr>
-        <w:t>etc.</w:t>
-      </w:r>
+        <w:t>Userids</w:t>
+      </w:r>
+      <w:proofErr w:type="spellEnd"/>
       <w:r>
         <w:rPr>
           <w:rFonts w:ascii="Arial" w:hAnsi="Arial"/>
@@ -1982,6 +1968,30 @@
           <w:sz w:val="28"/>
           <w:szCs w:val="28"/>
         </w:rPr>
+        <w:t xml:space="preserve">, Password, Port, </w:t>
+      </w:r>
+      <w:r>
+        <w:rPr>
+          <w:rFonts w:ascii="Arial" w:hAnsi="Arial"/>
+          <w:b/>
+          <w:bCs/>
+          <w:i/>
+          <w:iCs/>
+          <w:sz w:val="28"/>
+          <w:szCs w:val="28"/>
+        </w:rPr>
+        <w:t>etc.</w:t>
+      </w:r>
+      <w:r>
+        <w:rPr>
+          <w:rFonts w:ascii="Arial" w:hAnsi="Arial"/>
+          <w:b/>
+          <w:bCs/>
+          <w:i/>
+          <w:iCs/>
+          <w:sz w:val="28"/>
+          <w:szCs w:val="28"/>
+        </w:rPr>
         <w:t>)</w:t>
       </w:r>
     </w:p>
@@ -2006,7 +2016,15 @@
         <w:ind w:left="720" w:right="0"/>
       </w:pPr>
       <w:r>
-        <w:t>&lt;zOS_userid&gt;.CICSLAB.UTIL</w:t>
+        <w:t>&lt;</w:t>
+      </w:r>
+      <w:proofErr w:type="spellStart"/>
+      <w:r>
+        <w:t>zOS_userid</w:t>
+      </w:r>
+      <w:proofErr w:type="spellEnd"/>
+      <w:r>
+        <w:t>&gt;.CICSLAB.UTIL</w:t>
       </w:r>
     </w:p>
     <w:p>
@@ -2044,7 +2062,15 @@
         <w:ind w:left="1080" w:right="0"/>
       </w:pPr>
       <w:r>
-        <w:t>&lt;zOS_userid&gt; : USER1</w:t>
+        <w:t>&lt;</w:t>
+      </w:r>
+      <w:proofErr w:type="spellStart"/>
+      <w:r>
+        <w:t>zOS_userid</w:t>
+      </w:r>
+      <w:proofErr w:type="spellEnd"/>
+      <w:r>
+        <w:t>&gt; : USER1</w:t>
       </w:r>
     </w:p>
     <w:p>
@@ -2061,7 +2087,15 @@
         <w:ind w:left="1080" w:right="0"/>
       </w:pPr>
       <w:r>
-        <w:t>&lt;zOS_Password&gt; : USER1</w:t>
+        <w:t>&lt;</w:t>
+      </w:r>
+      <w:proofErr w:type="spellStart"/>
+      <w:r>
+        <w:t>zOS_Password</w:t>
+      </w:r>
+      <w:proofErr w:type="spellEnd"/>
+      <w:r>
+        <w:t>&gt; : USER1</w:t>
       </w:r>
     </w:p>
     <w:p>
@@ -2078,7 +2112,15 @@
         <w:ind w:left="1080" w:right="0"/>
       </w:pPr>
       <w:r>
-        <w:t>&lt;CICS_Port : 1423</w:t>
+        <w:t>&lt;</w:t>
+      </w:r>
+      <w:proofErr w:type="spellStart"/>
+      <w:r>
+        <w:t>CICS_Port</w:t>
+      </w:r>
+      <w:proofErr w:type="spellEnd"/>
+      <w:r>
+        <w:t xml:space="preserve"> : 1423</w:t>
       </w:r>
       <w:r>
         <w:tab/>
@@ -2116,7 +2158,15 @@
         <w:ind w:left="1080" w:right="0"/>
       </w:pPr>
       <w:r>
-        <w:t>&lt;Servlet_JSP_Port&gt; : 1424</w:t>
+        <w:t>&lt;</w:t>
+      </w:r>
+      <w:proofErr w:type="spellStart"/>
+      <w:r>
+        <w:t>Servlet_JSP_Port</w:t>
+      </w:r>
+      <w:proofErr w:type="spellEnd"/>
+      <w:r>
+        <w:t>&gt; : 1424</w:t>
       </w:r>
       <w:r>
         <w:tab/>
@@ -2137,7 +2187,15 @@
         <w:ind w:left="1080" w:right="0"/>
       </w:pPr>
       <w:r>
-        <w:t>&lt;zOS_DNS_Name&gt; : ws31.washington.ibm.com</w:t>
+        <w:t>&lt;</w:t>
+      </w:r>
+      <w:proofErr w:type="spellStart"/>
+      <w:r>
+        <w:t>zOS_DNS_Name</w:t>
+      </w:r>
+      <w:proofErr w:type="spellEnd"/>
+      <w:r>
+        <w:t>&gt; : ws31.washington.ibm.com</w:t>
       </w:r>
     </w:p>
     <w:p>
@@ -2556,7 +2614,25 @@
           <w:color w:val="000000" w:themeColor="text1"/>
           <w:sz w:val="24"/>
         </w:rPr>
-        <w:t xml:space="preserve"> key has been mapped to the Cntl-Enter key sequence.</w:t>
+        <w:t xml:space="preserve"> key has been mapped to the </w:t>
+      </w:r>
+      <w:proofErr w:type="spellStart"/>
+      <w:r>
+        <w:rPr>
+          <w:rFonts w:ascii="Arial" w:hAnsi="Arial" w:cs="Arial"/>
+          <w:color w:val="000000" w:themeColor="text1"/>
+          <w:sz w:val="24"/>
+        </w:rPr>
+        <w:t>Cntl</w:t>
+      </w:r>
+      <w:proofErr w:type="spellEnd"/>
+      <w:r>
+        <w:rPr>
+          <w:rFonts w:ascii="Arial" w:hAnsi="Arial" w:cs="Arial"/>
+          <w:color w:val="000000" w:themeColor="text1"/>
+          <w:sz w:val="24"/>
+        </w:rPr>
+        <w:t>-Enter key sequence.</w:t>
       </w:r>
     </w:p>
     <w:p>
@@ -3641,6 +3717,7 @@
         </w:rPr>
         <w:t xml:space="preserve"> for Selected Key section, click on the arrow to the left of </w:t>
       </w:r>
+      <w:proofErr w:type="spellStart"/>
       <w:r>
         <w:rPr>
           <w:rFonts w:ascii="Arial" w:hAnsi="Arial" w:cs="Arial"/>
@@ -3651,6 +3728,7 @@
         </w:rPr>
         <w:t>CtrlShift</w:t>
       </w:r>
+      <w:proofErr w:type="spellEnd"/>
       <w:r>
         <w:rPr>
           <w:rFonts w:ascii="Arial" w:hAnsi="Arial" w:cs="Arial"/>
@@ -4266,10 +4344,12 @@
       </w:pPr>
     </w:p>
     <w:sectPr>
-      <w:headerReference w:type="default" r:id="rId25"/>
-      <w:footerReference w:type="default" r:id="rId26"/>
-      <w:headerReference w:type="first" r:id="rId27"/>
-      <w:footerReference w:type="first" r:id="rId28"/>
+      <w:headerReference w:type="even" r:id="rId25"/>
+      <w:headerReference w:type="default" r:id="rId26"/>
+      <w:footerReference w:type="even" r:id="rId27"/>
+      <w:footerReference w:type="default" r:id="rId28"/>
+      <w:headerReference w:type="first" r:id="rId29"/>
+      <w:footerReference w:type="first" r:id="rId30"/>
       <w:type w:val="continuous"/>
       <w:pgSz w:w="12240" w:h="15840" w:code="1"/>
       <w:pgMar w:top="1440" w:right="1440" w:bottom="1440" w:left="1440" w:header="720" w:footer="720" w:gutter="0"/>
@@ -4310,6 +4390,16 @@
   <w:p>
     <w:pPr>
       <w:pStyle w:val="Footer"/>
+    </w:pPr>
+  </w:p>
+</w:ftr>
+</file>
+
+<file path=word/footer2.xml><?xml version="1.0" encoding="utf-8"?>
+<w:ftr xmlns:wpc="http://schemas.microsoft.com/office/word/2010/wordprocessingCanvas" xmlns:cx="http://schemas.microsoft.com/office/drawing/2014/chartex" xmlns:cx1="http://schemas.microsoft.com/office/drawing/2015/9/8/chartex" xmlns:cx2="http://schemas.microsoft.com/office/drawing/2015/10/21/chartex" xmlns:cx3="http://schemas.microsoft.com/office/drawing/2016/5/9/chartex" xmlns:cx4="http://schemas.microsoft.com/office/drawing/2016/5/10/chartex" xmlns:cx5="http://schemas.microsoft.com/office/drawing/2016/5/11/chartex" xmlns:cx6="http://schemas.microsoft.com/office/drawing/2016/5/12/chartex" xmlns:cx7="http://schemas.microsoft.com/office/drawing/2016/5/13/chartex" xmlns:cx8="http://schemas.microsoft.com/office/drawing/2016/5/14/chartex" xmlns:mc="http://schemas.openxmlformats.org/markup-compatibility/2006" xmlns:aink="http://schemas.microsoft.com/office/drawing/2016/ink" xmlns:am3d="http://schemas.microsoft.com/office/drawing/2017/model3d" xmlns:o="urn:schemas-microsoft-com:office:office" xmlns:oel="http://schemas.microsoft.com/office/2019/extlst" xmlns:r="http://schemas.openxmlformats.org/officeDocument/2006/relationships" xmlns:m="http://schemas.openxmlformats.org/officeDocument/2006/math" xmlns:v="urn:schemas-microsoft-com:vml" xmlns:wp14="http://schemas.microsoft.com/office/word/2010/wordprocessingDrawing" xmlns:wp="http://schemas.openxmlformats.org/drawingml/2006/wordprocessingDrawing" xmlns:w10="urn:schemas-microsoft-com:office:word" xmlns:w="http://schemas.openxmlformats.org/wordprocessingml/2006/main" xmlns:w14="http://schemas.microsoft.com/office/word/2010/wordml" xmlns:w15="http://schemas.microsoft.com/office/word/2012/wordml" xmlns:w16cex="http://schemas.microsoft.com/office/word/2018/wordml/cex" xmlns:w16cid="http://schemas.microsoft.com/office/word/2016/wordml/cid" xmlns:w16="http://schemas.microsoft.com/office/word/2018/wordml" xmlns:w16du="http://schemas.microsoft.com/office/word/2023/wordml/word16du" xmlns:w16sdtdh="http://schemas.microsoft.com/office/word/2020/wordml/sdtdatahash" xmlns:w16sdtfl="http://schemas.microsoft.com/office/word/2024/wordml/sdtformatlock" xmlns:w16se="http://schemas.microsoft.com/office/word/2015/wordml/symex" xmlns:wpg="http://schemas.microsoft.com/office/word/2010/wordprocessingGroup" xmlns:wpi="http://schemas.microsoft.com/office/word/2010/wordprocessingInk" xmlns:wne="http://schemas.microsoft.com/office/word/2006/wordml" xmlns:wps="http://schemas.microsoft.com/office/word/2010/wordprocessingShape" mc:Ignorable="w14 w15 w16se w16cid w16 w16cex w16sdtdh w16sdtfl w16du wp14">
+  <w:p>
+    <w:pPr>
+      <w:pStyle w:val="Footer"/>
       <w:rPr>
         <w:noProof/>
       </w:rPr>
@@ -4335,7 +4425,16 @@
             <w:szCs w:val="18"/>
             <w:lang w:val="de-DE"/>
           </w:rPr>
-          <w:t>SHARE KC</w:t>
+          <w:t xml:space="preserve">SHARE </w:t>
+        </w:r>
+        <w:r>
+          <w:rPr>
+            <w:color w:val="000000" w:themeColor="text1"/>
+            <w:sz w:val="18"/>
+            <w:szCs w:val="18"/>
+            <w:lang w:val="de-DE"/>
+          </w:rPr>
+          <w:t>DC</w:t>
         </w:r>
         <w:r>
           <w:rPr>
@@ -4353,7 +4452,7 @@
             <w:szCs w:val="18"/>
             <w:lang w:val="de-DE"/>
           </w:rPr>
-          <w:t>4</w:t>
+          <w:t>5</w:t>
         </w:r>
         <w:r>
           <w:rPr>
@@ -4398,7 +4497,7 @@
             <w:szCs w:val="18"/>
             <w:lang w:val="de-DE"/>
           </w:rPr>
-          <w:t>2024</w:t>
+          <w:t>2025</w:t>
         </w:r>
         <w:r>
           <w:rPr>
@@ -4474,7 +4573,7 @@
 </w:ftr>
 </file>
 
-<file path=word/footer2.xml><?xml version="1.0" encoding="utf-8"?>
+<file path=word/footer3.xml><?xml version="1.0" encoding="utf-8"?>
 <w:ftr xmlns:wpc="http://schemas.microsoft.com/office/word/2010/wordprocessingCanvas" xmlns:cx="http://schemas.microsoft.com/office/drawing/2014/chartex" xmlns:cx1="http://schemas.microsoft.com/office/drawing/2015/9/8/chartex" xmlns:cx2="http://schemas.microsoft.com/office/drawing/2015/10/21/chartex" xmlns:cx3="http://schemas.microsoft.com/office/drawing/2016/5/9/chartex" xmlns:cx4="http://schemas.microsoft.com/office/drawing/2016/5/10/chartex" xmlns:cx5="http://schemas.microsoft.com/office/drawing/2016/5/11/chartex" xmlns:cx6="http://schemas.microsoft.com/office/drawing/2016/5/12/chartex" xmlns:cx7="http://schemas.microsoft.com/office/drawing/2016/5/13/chartex" xmlns:cx8="http://schemas.microsoft.com/office/drawing/2016/5/14/chartex" xmlns:mc="http://schemas.openxmlformats.org/markup-compatibility/2006" xmlns:aink="http://schemas.microsoft.com/office/drawing/2016/ink" xmlns:am3d="http://schemas.microsoft.com/office/drawing/2017/model3d" xmlns:o="urn:schemas-microsoft-com:office:office" xmlns:oel="http://schemas.microsoft.com/office/2019/extlst" xmlns:r="http://schemas.openxmlformats.org/officeDocument/2006/relationships" xmlns:m="http://schemas.openxmlformats.org/officeDocument/2006/math" xmlns:v="urn:schemas-microsoft-com:vml" xmlns:wp14="http://schemas.microsoft.com/office/word/2010/wordprocessingDrawing" xmlns:wp="http://schemas.openxmlformats.org/drawingml/2006/wordprocessingDrawing" xmlns:w10="urn:schemas-microsoft-com:office:word" xmlns:w="http://schemas.openxmlformats.org/wordprocessingml/2006/main" xmlns:w14="http://schemas.microsoft.com/office/word/2010/wordml" xmlns:w15="http://schemas.microsoft.com/office/word/2012/wordml" xmlns:w16cex="http://schemas.microsoft.com/office/word/2018/wordml/cex" xmlns:w16cid="http://schemas.microsoft.com/office/word/2016/wordml/cid" xmlns:w16="http://schemas.microsoft.com/office/word/2018/wordml" xmlns:w16du="http://schemas.microsoft.com/office/word/2023/wordml/word16du" xmlns:w16sdtdh="http://schemas.microsoft.com/office/word/2020/wordml/sdtdatahash" xmlns:w16sdtfl="http://schemas.microsoft.com/office/word/2024/wordml/sdtformatlock" xmlns:w16se="http://schemas.microsoft.com/office/word/2015/wordml/symex" xmlns:wpg="http://schemas.microsoft.com/office/word/2010/wordprocessingGroup" xmlns:wpi="http://schemas.microsoft.com/office/word/2010/wordprocessingInk" xmlns:wne="http://schemas.microsoft.com/office/word/2006/wordml" xmlns:wps="http://schemas.microsoft.com/office/word/2010/wordprocessingShape" mc:Ignorable="w14 w15 w16se w16cid w16 w16cex w16sdtdh w16sdtfl w16du wp14">
   <w:p>
     <w:pPr>
@@ -4531,6 +4630,16 @@
 </file>
 
 <file path=word/header1.xml><?xml version="1.0" encoding="utf-8"?>
+<w:hdr xmlns:wpc="http://schemas.microsoft.com/office/word/2010/wordprocessingCanvas" xmlns:cx="http://schemas.microsoft.com/office/drawing/2014/chartex" xmlns:cx1="http://schemas.microsoft.com/office/drawing/2015/9/8/chartex" xmlns:cx2="http://schemas.microsoft.com/office/drawing/2015/10/21/chartex" xmlns:cx3="http://schemas.microsoft.com/office/drawing/2016/5/9/chartex" xmlns:cx4="http://schemas.microsoft.com/office/drawing/2016/5/10/chartex" xmlns:cx5="http://schemas.microsoft.com/office/drawing/2016/5/11/chartex" xmlns:cx6="http://schemas.microsoft.com/office/drawing/2016/5/12/chartex" xmlns:cx7="http://schemas.microsoft.com/office/drawing/2016/5/13/chartex" xmlns:cx8="http://schemas.microsoft.com/office/drawing/2016/5/14/chartex" xmlns:mc="http://schemas.openxmlformats.org/markup-compatibility/2006" xmlns:aink="http://schemas.microsoft.com/office/drawing/2016/ink" xmlns:am3d="http://schemas.microsoft.com/office/drawing/2017/model3d" xmlns:o="urn:schemas-microsoft-com:office:office" xmlns:oel="http://schemas.microsoft.com/office/2019/extlst" xmlns:r="http://schemas.openxmlformats.org/officeDocument/2006/relationships" xmlns:m="http://schemas.openxmlformats.org/officeDocument/2006/math" xmlns:v="urn:schemas-microsoft-com:vml" xmlns:wp14="http://schemas.microsoft.com/office/word/2010/wordprocessingDrawing" xmlns:wp="http://schemas.openxmlformats.org/drawingml/2006/wordprocessingDrawing" xmlns:w10="urn:schemas-microsoft-com:office:word" xmlns:w="http://schemas.openxmlformats.org/wordprocessingml/2006/main" xmlns:w14="http://schemas.microsoft.com/office/word/2010/wordml" xmlns:w15="http://schemas.microsoft.com/office/word/2012/wordml" xmlns:w16cex="http://schemas.microsoft.com/office/word/2018/wordml/cex" xmlns:w16cid="http://schemas.microsoft.com/office/word/2016/wordml/cid" xmlns:w16="http://schemas.microsoft.com/office/word/2018/wordml" xmlns:w16du="http://schemas.microsoft.com/office/word/2023/wordml/word16du" xmlns:w16sdtdh="http://schemas.microsoft.com/office/word/2020/wordml/sdtdatahash" xmlns:w16sdtfl="http://schemas.microsoft.com/office/word/2024/wordml/sdtformatlock" xmlns:w16se="http://schemas.microsoft.com/office/word/2015/wordml/symex" xmlns:wpg="http://schemas.microsoft.com/office/word/2010/wordprocessingGroup" xmlns:wpi="http://schemas.microsoft.com/office/word/2010/wordprocessingInk" xmlns:wne="http://schemas.microsoft.com/office/word/2006/wordml" xmlns:wps="http://schemas.microsoft.com/office/word/2010/wordprocessingShape" mc:Ignorable="w14 w15 w16se w16cid w16 w16cex w16sdtdh w16sdtfl w16du wp14">
+  <w:p>
+    <w:pPr>
+      <w:pStyle w:val="Header"/>
+    </w:pPr>
+  </w:p>
+</w:hdr>
+</file>
+
+<file path=word/header2.xml><?xml version="1.0" encoding="utf-8"?>
 <w:hdr xmlns:wpc="http://schemas.microsoft.com/office/word/2010/wordprocessingCanvas" xmlns:cx="http://schemas.microsoft.com/office/drawing/2014/chartex" xmlns:cx1="http://schemas.microsoft.com/office/drawing/2015/9/8/chartex" xmlns:cx2="http://schemas.microsoft.com/office/drawing/2015/10/21/chartex" xmlns:cx3="http://schemas.microsoft.com/office/drawing/2016/5/9/chartex" xmlns:cx4="http://schemas.microsoft.com/office/drawing/2016/5/10/chartex" xmlns:cx5="http://schemas.microsoft.com/office/drawing/2016/5/11/chartex" xmlns:cx6="http://schemas.microsoft.com/office/drawing/2016/5/12/chartex" xmlns:cx7="http://schemas.microsoft.com/office/drawing/2016/5/13/chartex" xmlns:cx8="http://schemas.microsoft.com/office/drawing/2016/5/14/chartex" xmlns:mc="http://schemas.openxmlformats.org/markup-compatibility/2006" xmlns:aink="http://schemas.microsoft.com/office/drawing/2016/ink" xmlns:am3d="http://schemas.microsoft.com/office/drawing/2017/model3d" xmlns:o="urn:schemas-microsoft-com:office:office" xmlns:oel="http://schemas.microsoft.com/office/2019/extlst" xmlns:r="http://schemas.openxmlformats.org/officeDocument/2006/relationships" xmlns:m="http://schemas.openxmlformats.org/officeDocument/2006/math" xmlns:v="urn:schemas-microsoft-com:vml" xmlns:wp14="http://schemas.microsoft.com/office/word/2010/wordprocessingDrawing" xmlns:wp="http://schemas.openxmlformats.org/drawingml/2006/wordprocessingDrawing" xmlns:w10="urn:schemas-microsoft-com:office:word" xmlns:w="http://schemas.openxmlformats.org/wordprocessingml/2006/main" xmlns:w14="http://schemas.microsoft.com/office/word/2010/wordml" xmlns:w15="http://schemas.microsoft.com/office/word/2012/wordml" xmlns:w16cex="http://schemas.microsoft.com/office/word/2018/wordml/cex" xmlns:w16cid="http://schemas.microsoft.com/office/word/2016/wordml/cid" xmlns:w16="http://schemas.microsoft.com/office/word/2018/wordml" xmlns:w16du="http://schemas.microsoft.com/office/word/2023/wordml/word16du" xmlns:w16sdtdh="http://schemas.microsoft.com/office/word/2020/wordml/sdtdatahash" xmlns:w16sdtfl="http://schemas.microsoft.com/office/word/2024/wordml/sdtformatlock" xmlns:w16se="http://schemas.microsoft.com/office/word/2015/wordml/symex" xmlns:wpg="http://schemas.microsoft.com/office/word/2010/wordprocessingGroup" xmlns:wpi="http://schemas.microsoft.com/office/word/2010/wordprocessingInk" xmlns:wne="http://schemas.microsoft.com/office/word/2006/wordml" xmlns:wps="http://schemas.microsoft.com/office/word/2010/wordprocessingShape" mc:Ignorable="w14 w15 w16se w16cid w16 w16cex w16sdtdh w16sdtfl w16du wp14">
   <w:p>
     <w:r>
@@ -4600,7 +4709,7 @@
 </w:hdr>
 </file>
 
-<file path=word/header2.xml><?xml version="1.0" encoding="utf-8"?>
+<file path=word/header3.xml><?xml version="1.0" encoding="utf-8"?>
 <w:hdr xmlns:wpc="http://schemas.microsoft.com/office/word/2010/wordprocessingCanvas" xmlns:cx="http://schemas.microsoft.com/office/drawing/2014/chartex" xmlns:cx1="http://schemas.microsoft.com/office/drawing/2015/9/8/chartex" xmlns:cx2="http://schemas.microsoft.com/office/drawing/2015/10/21/chartex" xmlns:cx3="http://schemas.microsoft.com/office/drawing/2016/5/9/chartex" xmlns:cx4="http://schemas.microsoft.com/office/drawing/2016/5/10/chartex" xmlns:cx5="http://schemas.microsoft.com/office/drawing/2016/5/11/chartex" xmlns:cx6="http://schemas.microsoft.com/office/drawing/2016/5/12/chartex" xmlns:cx7="http://schemas.microsoft.com/office/drawing/2016/5/13/chartex" xmlns:cx8="http://schemas.microsoft.com/office/drawing/2016/5/14/chartex" xmlns:mc="http://schemas.openxmlformats.org/markup-compatibility/2006" xmlns:aink="http://schemas.microsoft.com/office/drawing/2016/ink" xmlns:am3d="http://schemas.microsoft.com/office/drawing/2017/model3d" xmlns:o="urn:schemas-microsoft-com:office:office" xmlns:oel="http://schemas.microsoft.com/office/2019/extlst" xmlns:r="http://schemas.openxmlformats.org/officeDocument/2006/relationships" xmlns:m="http://schemas.openxmlformats.org/officeDocument/2006/math" xmlns:v="urn:schemas-microsoft-com:vml" xmlns:wp14="http://schemas.microsoft.com/office/word/2010/wordprocessingDrawing" xmlns:wp="http://schemas.openxmlformats.org/drawingml/2006/wordprocessingDrawing" xmlns:w10="urn:schemas-microsoft-com:office:word" xmlns:w="http://schemas.openxmlformats.org/wordprocessingml/2006/main" xmlns:w14="http://schemas.microsoft.com/office/word/2010/wordml" xmlns:w15="http://schemas.microsoft.com/office/word/2012/wordml" xmlns:w16cex="http://schemas.microsoft.com/office/word/2018/wordml/cex" xmlns:w16cid="http://schemas.microsoft.com/office/word/2016/wordml/cid" xmlns:w16="http://schemas.microsoft.com/office/word/2018/wordml" xmlns:w16du="http://schemas.microsoft.com/office/word/2023/wordml/word16du" xmlns:w16sdtdh="http://schemas.microsoft.com/office/word/2020/wordml/sdtdatahash" xmlns:w16sdtfl="http://schemas.microsoft.com/office/word/2024/wordml/sdtformatlock" xmlns:w16se="http://schemas.microsoft.com/office/word/2015/wordml/symex" xmlns:wpg="http://schemas.microsoft.com/office/word/2010/wordprocessingGroup" xmlns:wpi="http://schemas.microsoft.com/office/word/2010/wordprocessingInk" xmlns:wne="http://schemas.microsoft.com/office/word/2006/wordml" xmlns:wps="http://schemas.microsoft.com/office/word/2010/wordprocessingShape" mc:Ignorable="w14 w15 w16se w16cid w16 w16cex w16sdtdh w16sdtfl w16du wp14">
   <w:p>
     <w:pPr>
